--- a/СИИ ИСТбд-31 Морозов Антон ЛР 2.docx
+++ b/СИИ ИСТбд-31 Морозов Антон ЛР 2.docx
@@ -593,7 +593,27 @@
           <w:szCs w:val="28"/>
           <w:lang w:val="ru-RU"/>
         </w:rPr>
-        <w:t>простое алгоритмическое решение (однократное распределение по случайным центроидам);</w:t>
+        <w:t xml:space="preserve">простое алгоритмическое решение (однократное распределение по случайным </w:t>
+      </w:r>
+      <w:proofErr w:type="spellStart"/>
+      <w:r>
+        <w:rPr>
+          <w:rFonts w:ascii="Times New Roman" w:hAnsi="Times New Roman" w:cs="Times New Roman"/>
+          <w:sz w:val="28"/>
+          <w:szCs w:val="28"/>
+          <w:lang w:val="ru-RU"/>
+        </w:rPr>
+        <w:t>центроидам</w:t>
+      </w:r>
+      <w:proofErr w:type="spellEnd"/>
+      <w:r>
+        <w:rPr>
+          <w:rFonts w:ascii="Times New Roman" w:hAnsi="Times New Roman" w:cs="Times New Roman"/>
+          <w:sz w:val="28"/>
+          <w:szCs w:val="28"/>
+          <w:lang w:val="ru-RU"/>
+        </w:rPr>
+        <w:t>);</w:t>
       </w:r>
     </w:p>
     <w:p>
@@ -700,7 +720,43 @@
           <w:sz w:val="28"/>
           <w:szCs w:val="28"/>
         </w:rPr>
-        <w:t>Имеется карта с городами, координаты которых заданы случайным образом. Требуется распределить города по K кластерам так, чтобы каждый город относился к ближайшему центроиду. Центроиды кластеров определяются по-разному в зависимости от метода. Необходимо реализовать оба подхода, измерить время их работы.</w:t>
+        <w:t xml:space="preserve">Имеется карта с городами, координаты которых заданы случайным образом. Требуется распределить города по K кластерам так, чтобы каждый город относился к ближайшему </w:t>
+      </w:r>
+      <w:proofErr w:type="spellStart"/>
+      <w:r>
+        <w:rPr>
+          <w:rFonts w:ascii="Times New Roman" w:hAnsi="Times New Roman" w:cs="Times New Roman"/>
+          <w:sz w:val="28"/>
+          <w:szCs w:val="28"/>
+        </w:rPr>
+        <w:t>центроиду</w:t>
+      </w:r>
+      <w:proofErr w:type="spellEnd"/>
+      <w:r>
+        <w:rPr>
+          <w:rFonts w:ascii="Times New Roman" w:hAnsi="Times New Roman" w:cs="Times New Roman"/>
+          <w:sz w:val="28"/>
+          <w:szCs w:val="28"/>
+        </w:rPr>
+        <w:t xml:space="preserve">. </w:t>
+      </w:r>
+      <w:proofErr w:type="spellStart"/>
+      <w:r>
+        <w:rPr>
+          <w:rFonts w:ascii="Times New Roman" w:hAnsi="Times New Roman" w:cs="Times New Roman"/>
+          <w:sz w:val="28"/>
+          <w:szCs w:val="28"/>
+        </w:rPr>
+        <w:t>Центроиды</w:t>
+      </w:r>
+      <w:proofErr w:type="spellEnd"/>
+      <w:r>
+        <w:rPr>
+          <w:rFonts w:ascii="Times New Roman" w:hAnsi="Times New Roman" w:cs="Times New Roman"/>
+          <w:sz w:val="28"/>
+          <w:szCs w:val="28"/>
+        </w:rPr>
+        <w:t xml:space="preserve"> кластеров определяются по-разному в зависимости от метода. Необходимо реализовать оба подхода, измерить время их работы.</w:t>
       </w:r>
     </w:p>
     <w:p>
@@ -792,7 +848,27 @@
           <w:szCs w:val="28"/>
           <w:lang w:val="ru-RU"/>
         </w:rPr>
-        <w:t>Случайным образом из списка городов выбирается K центроидов (города, которые становятся центрами кластеров).</w:t>
+        <w:t xml:space="preserve">Случайным образом из списка городов выбирается K </w:t>
+      </w:r>
+      <w:proofErr w:type="spellStart"/>
+      <w:r>
+        <w:rPr>
+          <w:rFonts w:ascii="Times New Roman" w:hAnsi="Times New Roman" w:cs="Times New Roman"/>
+          <w:sz w:val="28"/>
+          <w:szCs w:val="28"/>
+          <w:lang w:val="ru-RU"/>
+        </w:rPr>
+        <w:t>центроидов</w:t>
+      </w:r>
+      <w:proofErr w:type="spellEnd"/>
+      <w:r>
+        <w:rPr>
+          <w:rFonts w:ascii="Times New Roman" w:hAnsi="Times New Roman" w:cs="Times New Roman"/>
+          <w:sz w:val="28"/>
+          <w:szCs w:val="28"/>
+          <w:lang w:val="ru-RU"/>
+        </w:rPr>
+        <w:t xml:space="preserve"> (города, которые становятся центрами кластеров).</w:t>
       </w:r>
     </w:p>
     <w:p>
@@ -816,7 +892,47 @@
           <w:szCs w:val="28"/>
           <w:lang w:val="ru-RU"/>
         </w:rPr>
-        <w:t>Для каждого города вычисляются расстояния до всех центроидов. Город относится к тому кластеру, центроид которого ближе всего.</w:t>
+        <w:t xml:space="preserve">Для каждого города вычисляются расстояния до всех </w:t>
+      </w:r>
+      <w:proofErr w:type="spellStart"/>
+      <w:r>
+        <w:rPr>
+          <w:rFonts w:ascii="Times New Roman" w:hAnsi="Times New Roman" w:cs="Times New Roman"/>
+          <w:sz w:val="28"/>
+          <w:szCs w:val="28"/>
+          <w:lang w:val="ru-RU"/>
+        </w:rPr>
+        <w:t>центроидов</w:t>
+      </w:r>
+      <w:proofErr w:type="spellEnd"/>
+      <w:r>
+        <w:rPr>
+          <w:rFonts w:ascii="Times New Roman" w:hAnsi="Times New Roman" w:cs="Times New Roman"/>
+          <w:sz w:val="28"/>
+          <w:szCs w:val="28"/>
+          <w:lang w:val="ru-RU"/>
+        </w:rPr>
+        <w:t xml:space="preserve">. Город относится к тому кластеру, </w:t>
+      </w:r>
+      <w:proofErr w:type="spellStart"/>
+      <w:r>
+        <w:rPr>
+          <w:rFonts w:ascii="Times New Roman" w:hAnsi="Times New Roman" w:cs="Times New Roman"/>
+          <w:sz w:val="28"/>
+          <w:szCs w:val="28"/>
+          <w:lang w:val="ru-RU"/>
+        </w:rPr>
+        <w:t>центроид</w:t>
+      </w:r>
+      <w:proofErr w:type="spellEnd"/>
+      <w:r>
+        <w:rPr>
+          <w:rFonts w:ascii="Times New Roman" w:hAnsi="Times New Roman" w:cs="Times New Roman"/>
+          <w:sz w:val="28"/>
+          <w:szCs w:val="28"/>
+          <w:lang w:val="ru-RU"/>
+        </w:rPr>
+        <w:t xml:space="preserve"> которого ближе всего.</w:t>
       </w:r>
     </w:p>
     <w:p>
@@ -833,14 +949,25 @@
           <w:lang w:val="ru-RU"/>
         </w:rPr>
       </w:pPr>
-      <w:r>
-        <w:rPr>
-          <w:rFonts w:ascii="Times New Roman" w:hAnsi="Times New Roman" w:cs="Times New Roman"/>
-          <w:sz w:val="28"/>
-          <w:szCs w:val="28"/>
-          <w:lang w:val="ru-RU"/>
-        </w:rPr>
-        <w:t>Центроиды после этого не пересчитываются. Алгоритм завершается.</w:t>
+      <w:proofErr w:type="spellStart"/>
+      <w:r>
+        <w:rPr>
+          <w:rFonts w:ascii="Times New Roman" w:hAnsi="Times New Roman" w:cs="Times New Roman"/>
+          <w:sz w:val="28"/>
+          <w:szCs w:val="28"/>
+          <w:lang w:val="ru-RU"/>
+        </w:rPr>
+        <w:t>Центроиды</w:t>
+      </w:r>
+      <w:proofErr w:type="spellEnd"/>
+      <w:r>
+        <w:rPr>
+          <w:rFonts w:ascii="Times New Roman" w:hAnsi="Times New Roman" w:cs="Times New Roman"/>
+          <w:sz w:val="28"/>
+          <w:szCs w:val="28"/>
+          <w:lang w:val="ru-RU"/>
+        </w:rPr>
+        <w:t xml:space="preserve"> после этого не пересчитываются. Алгоритм завершается.</w:t>
       </w:r>
     </w:p>
     <w:p>
@@ -884,7 +1011,31 @@
           <w:szCs w:val="28"/>
           <w:lang w:val="ru-RU"/>
         </w:rPr>
-        <w:t>2. Метод K-средних (K-means)</w:t>
+        <w:t>2. Метод K-средних (K-</w:t>
+      </w:r>
+      <w:proofErr w:type="spellStart"/>
+      <w:r>
+        <w:rPr>
+          <w:rFonts w:ascii="Times New Roman" w:hAnsi="Times New Roman" w:cs="Times New Roman"/>
+          <w:b/>
+          <w:bCs/>
+          <w:sz w:val="28"/>
+          <w:szCs w:val="28"/>
+          <w:lang w:val="ru-RU"/>
+        </w:rPr>
+        <w:t>means</w:t>
+      </w:r>
+      <w:proofErr w:type="spellEnd"/>
+      <w:r>
+        <w:rPr>
+          <w:rFonts w:ascii="Times New Roman" w:hAnsi="Times New Roman" w:cs="Times New Roman"/>
+          <w:b/>
+          <w:bCs/>
+          <w:sz w:val="28"/>
+          <w:szCs w:val="28"/>
+          <w:lang w:val="ru-RU"/>
+        </w:rPr>
+        <w:t>)</w:t>
       </w:r>
     </w:p>
     <w:p>
@@ -928,7 +1079,27 @@
           <w:szCs w:val="28"/>
           <w:lang w:val="ru-RU"/>
         </w:rPr>
-        <w:t>Инициализация: случайный выбор K городов в качестве начальных центроидов.</w:t>
+        <w:t xml:space="preserve">Инициализация: случайный выбор K городов в качестве начальных </w:t>
+      </w:r>
+      <w:proofErr w:type="spellStart"/>
+      <w:r>
+        <w:rPr>
+          <w:rFonts w:ascii="Times New Roman" w:hAnsi="Times New Roman" w:cs="Times New Roman"/>
+          <w:sz w:val="28"/>
+          <w:szCs w:val="28"/>
+          <w:lang w:val="ru-RU"/>
+        </w:rPr>
+        <w:t>центроидов</w:t>
+      </w:r>
+      <w:proofErr w:type="spellEnd"/>
+      <w:r>
+        <w:rPr>
+          <w:rFonts w:ascii="Times New Roman" w:hAnsi="Times New Roman" w:cs="Times New Roman"/>
+          <w:sz w:val="28"/>
+          <w:szCs w:val="28"/>
+          <w:lang w:val="ru-RU"/>
+        </w:rPr>
+        <w:t>.</w:t>
       </w:r>
     </w:p>
     <w:p>
@@ -952,7 +1123,27 @@
           <w:szCs w:val="28"/>
           <w:lang w:val="ru-RU"/>
         </w:rPr>
-        <w:t>Назначение: каждый город приписывается к ближайшему центроиду.</w:t>
+        <w:t xml:space="preserve">Назначение: каждый город приписывается к ближайшему </w:t>
+      </w:r>
+      <w:proofErr w:type="spellStart"/>
+      <w:r>
+        <w:rPr>
+          <w:rFonts w:ascii="Times New Roman" w:hAnsi="Times New Roman" w:cs="Times New Roman"/>
+          <w:sz w:val="28"/>
+          <w:szCs w:val="28"/>
+          <w:lang w:val="ru-RU"/>
+        </w:rPr>
+        <w:t>центроиду</w:t>
+      </w:r>
+      <w:proofErr w:type="spellEnd"/>
+      <w:r>
+        <w:rPr>
+          <w:rFonts w:ascii="Times New Roman" w:hAnsi="Times New Roman" w:cs="Times New Roman"/>
+          <w:sz w:val="28"/>
+          <w:szCs w:val="28"/>
+          <w:lang w:val="ru-RU"/>
+        </w:rPr>
+        <w:t>.</w:t>
       </w:r>
     </w:p>
     <w:p>
@@ -976,7 +1167,47 @@
           <w:szCs w:val="28"/>
           <w:lang w:val="ru-RU"/>
         </w:rPr>
-        <w:t>Пересчёт центроидов: новые центроиды вычисляются как среднее арифметическое координат городов, входящих в кластер.</w:t>
+        <w:t xml:space="preserve">Пересчёт </w:t>
+      </w:r>
+      <w:proofErr w:type="spellStart"/>
+      <w:r>
+        <w:rPr>
+          <w:rFonts w:ascii="Times New Roman" w:hAnsi="Times New Roman" w:cs="Times New Roman"/>
+          <w:sz w:val="28"/>
+          <w:szCs w:val="28"/>
+          <w:lang w:val="ru-RU"/>
+        </w:rPr>
+        <w:t>центроидов</w:t>
+      </w:r>
+      <w:proofErr w:type="spellEnd"/>
+      <w:r>
+        <w:rPr>
+          <w:rFonts w:ascii="Times New Roman" w:hAnsi="Times New Roman" w:cs="Times New Roman"/>
+          <w:sz w:val="28"/>
+          <w:szCs w:val="28"/>
+          <w:lang w:val="ru-RU"/>
+        </w:rPr>
+        <w:t xml:space="preserve">: новые </w:t>
+      </w:r>
+      <w:proofErr w:type="spellStart"/>
+      <w:r>
+        <w:rPr>
+          <w:rFonts w:ascii="Times New Roman" w:hAnsi="Times New Roman" w:cs="Times New Roman"/>
+          <w:sz w:val="28"/>
+          <w:szCs w:val="28"/>
+          <w:lang w:val="ru-RU"/>
+        </w:rPr>
+        <w:t>центроиды</w:t>
+      </w:r>
+      <w:proofErr w:type="spellEnd"/>
+      <w:r>
+        <w:rPr>
+          <w:rFonts w:ascii="Times New Roman" w:hAnsi="Times New Roman" w:cs="Times New Roman"/>
+          <w:sz w:val="28"/>
+          <w:szCs w:val="28"/>
+          <w:lang w:val="ru-RU"/>
+        </w:rPr>
+        <w:t xml:space="preserve"> вычисляются как среднее арифметическое координат городов, входящих в кластер.</w:t>
       </w:r>
     </w:p>
     <w:p>
@@ -1000,7 +1231,27 @@
           <w:szCs w:val="28"/>
           <w:lang w:val="ru-RU"/>
         </w:rPr>
-        <w:t>Проверка сходимости: если центроиды изменились менее заданного порога (или достигнуто максимальное число итераций), алгоритм останавливается, иначе возврат к шагу 2.</w:t>
+        <w:t xml:space="preserve">Проверка сходимости: если </w:t>
+      </w:r>
+      <w:proofErr w:type="spellStart"/>
+      <w:r>
+        <w:rPr>
+          <w:rFonts w:ascii="Times New Roman" w:hAnsi="Times New Roman" w:cs="Times New Roman"/>
+          <w:sz w:val="28"/>
+          <w:szCs w:val="28"/>
+          <w:lang w:val="ru-RU"/>
+        </w:rPr>
+        <w:t>центроиды</w:t>
+      </w:r>
+      <w:proofErr w:type="spellEnd"/>
+      <w:r>
+        <w:rPr>
+          <w:rFonts w:ascii="Times New Roman" w:hAnsi="Times New Roman" w:cs="Times New Roman"/>
+          <w:sz w:val="28"/>
+          <w:szCs w:val="28"/>
+          <w:lang w:val="ru-RU"/>
+        </w:rPr>
+        <w:t xml:space="preserve"> изменились менее заданного порога (или достигнуто максимальное число итераций), алгоритм останавливается, иначе возврат к шагу 2.</w:t>
       </w:r>
     </w:p>
     <w:p>
@@ -1076,7 +1327,27 @@
           <w:szCs w:val="28"/>
           <w:lang w:val="ru-RU"/>
         </w:rPr>
-        <w:t>Для оценки качества используется сумма квадратов расстояний от каждого города до центроида своего кластера:</w:t>
+        <w:t xml:space="preserve">Для оценки качества используется сумма квадратов расстояний от каждого города до </w:t>
+      </w:r>
+      <w:proofErr w:type="spellStart"/>
+      <w:r>
+        <w:rPr>
+          <w:rFonts w:ascii="Times New Roman" w:hAnsi="Times New Roman" w:cs="Times New Roman"/>
+          <w:sz w:val="28"/>
+          <w:szCs w:val="28"/>
+          <w:lang w:val="ru-RU"/>
+        </w:rPr>
+        <w:t>центроида</w:t>
+      </w:r>
+      <w:proofErr w:type="spellEnd"/>
+      <w:r>
+        <w:rPr>
+          <w:rFonts w:ascii="Times New Roman" w:hAnsi="Times New Roman" w:cs="Times New Roman"/>
+          <w:sz w:val="28"/>
+          <w:szCs w:val="28"/>
+          <w:lang w:val="ru-RU"/>
+        </w:rPr>
+        <w:t xml:space="preserve"> своего кластера:</w:t>
       </w:r>
     </w:p>
     <w:p>
@@ -1214,14 +1485,25 @@
           <w:lang w:val="ru-RU"/>
         </w:rPr>
       </w:pPr>
-      <w:r>
-        <w:rPr>
-          <w:rFonts w:ascii="Times New Roman" w:hAnsi="Times New Roman" w:cs="Times New Roman"/>
-          <w:sz w:val="28"/>
-          <w:szCs w:val="28"/>
-          <w:lang w:val="ru-RU"/>
-        </w:rPr>
-        <w:t>numpy – для работы с массивами и вычислений;</w:t>
+      <w:proofErr w:type="spellStart"/>
+      <w:r>
+        <w:rPr>
+          <w:rFonts w:ascii="Times New Roman" w:hAnsi="Times New Roman" w:cs="Times New Roman"/>
+          <w:sz w:val="28"/>
+          <w:szCs w:val="28"/>
+          <w:lang w:val="ru-RU"/>
+        </w:rPr>
+        <w:t>numpy</w:t>
+      </w:r>
+      <w:proofErr w:type="spellEnd"/>
+      <w:r>
+        <w:rPr>
+          <w:rFonts w:ascii="Times New Roman" w:hAnsi="Times New Roman" w:cs="Times New Roman"/>
+          <w:sz w:val="28"/>
+          <w:szCs w:val="28"/>
+          <w:lang w:val="ru-RU"/>
+        </w:rPr>
+        <w:t> – для работы с массивами и вычислений;</w:t>
       </w:r>
     </w:p>
     <w:p>
@@ -1237,6 +1519,7 @@
           <w:lang w:val="ru-RU"/>
         </w:rPr>
       </w:pPr>
+      <w:proofErr w:type="spellStart"/>
       <w:r>
         <w:rPr>
           <w:rFonts w:ascii="Times New Roman" w:hAnsi="Times New Roman" w:cs="Times New Roman"/>
@@ -1246,6 +1529,7 @@
         </w:rPr>
         <w:t>matplotlib</w:t>
       </w:r>
+      <w:proofErr w:type="spellEnd"/>
       <w:r>
         <w:rPr>
           <w:rFonts w:ascii="Times New Roman" w:hAnsi="Times New Roman" w:cs="Times New Roman"/>
@@ -1253,8 +1537,19 @@
           <w:szCs w:val="28"/>
           <w:lang w:val="en-US"/>
         </w:rPr>
-        <w:t>, pygame</w:t>
-      </w:r>
+        <w:t xml:space="preserve">, </w:t>
+      </w:r>
+      <w:proofErr w:type="spellStart"/>
+      <w:r>
+        <w:rPr>
+          <w:rFonts w:ascii="Times New Roman" w:hAnsi="Times New Roman" w:cs="Times New Roman"/>
+          <w:sz w:val="28"/>
+          <w:szCs w:val="28"/>
+          <w:lang w:val="en-US"/>
+        </w:rPr>
+        <w:t>pygame</w:t>
+      </w:r>
+      <w:proofErr w:type="spellEnd"/>
       <w:r>
         <w:rPr>
           <w:rFonts w:ascii="Times New Roman" w:hAnsi="Times New Roman" w:cs="Times New Roman"/>
@@ -1278,14 +1573,25 @@
           <w:lang w:val="ru-RU"/>
         </w:rPr>
       </w:pPr>
-      <w:r>
-        <w:rPr>
-          <w:rFonts w:ascii="Times New Roman" w:hAnsi="Times New Roman" w:cs="Times New Roman"/>
-          <w:sz w:val="28"/>
-          <w:szCs w:val="28"/>
-          <w:lang w:val="ru-RU"/>
-        </w:rPr>
-        <w:t>random – для генерации случайных чисел;</w:t>
+      <w:proofErr w:type="spellStart"/>
+      <w:r>
+        <w:rPr>
+          <w:rFonts w:ascii="Times New Roman" w:hAnsi="Times New Roman" w:cs="Times New Roman"/>
+          <w:sz w:val="28"/>
+          <w:szCs w:val="28"/>
+          <w:lang w:val="ru-RU"/>
+        </w:rPr>
+        <w:t>random</w:t>
+      </w:r>
+      <w:proofErr w:type="spellEnd"/>
+      <w:r>
+        <w:rPr>
+          <w:rFonts w:ascii="Times New Roman" w:hAnsi="Times New Roman" w:cs="Times New Roman"/>
+          <w:sz w:val="28"/>
+          <w:szCs w:val="28"/>
+          <w:lang w:val="ru-RU"/>
+        </w:rPr>
+        <w:t> – для генерации случайных чисел;</w:t>
       </w:r>
     </w:p>
     <w:p>
@@ -1301,14 +1607,25 @@
           <w:lang w:val="ru-RU"/>
         </w:rPr>
       </w:pPr>
-      <w:r>
-        <w:rPr>
-          <w:rFonts w:ascii="Times New Roman" w:hAnsi="Times New Roman" w:cs="Times New Roman"/>
-          <w:sz w:val="28"/>
-          <w:szCs w:val="28"/>
-          <w:lang w:val="ru-RU"/>
-        </w:rPr>
-        <w:t>time – для измерения времени.</w:t>
+      <w:proofErr w:type="spellStart"/>
+      <w:r>
+        <w:rPr>
+          <w:rFonts w:ascii="Times New Roman" w:hAnsi="Times New Roman" w:cs="Times New Roman"/>
+          <w:sz w:val="28"/>
+          <w:szCs w:val="28"/>
+          <w:lang w:val="ru-RU"/>
+        </w:rPr>
+        <w:t>time</w:t>
+      </w:r>
+      <w:proofErr w:type="spellEnd"/>
+      <w:r>
+        <w:rPr>
+          <w:rFonts w:ascii="Times New Roman" w:hAnsi="Times New Roman" w:cs="Times New Roman"/>
+          <w:sz w:val="28"/>
+          <w:szCs w:val="28"/>
+          <w:lang w:val="ru-RU"/>
+        </w:rPr>
+        <w:t> – для измерения времени.</w:t>
       </w:r>
     </w:p>
     <w:p>
@@ -1454,14 +1771,65 @@
           <w:lang w:val="ru-RU"/>
         </w:rPr>
       </w:pPr>
-      <w:r>
-        <w:rPr>
-          <w:rFonts w:ascii="Times New Roman" w:hAnsi="Times New Roman" w:cs="Times New Roman"/>
-          <w:sz w:val="28"/>
-          <w:szCs w:val="28"/>
-          <w:lang w:val="ru-RU"/>
-        </w:rPr>
-        <w:t>centroids – массив numpy формы (K, 2) – координаты центроидов.</w:t>
+      <w:proofErr w:type="spellStart"/>
+      <w:r>
+        <w:rPr>
+          <w:rFonts w:ascii="Times New Roman" w:hAnsi="Times New Roman" w:cs="Times New Roman"/>
+          <w:sz w:val="28"/>
+          <w:szCs w:val="28"/>
+          <w:lang w:val="ru-RU"/>
+        </w:rPr>
+        <w:t>centroids</w:t>
+      </w:r>
+      <w:proofErr w:type="spellEnd"/>
+      <w:r>
+        <w:rPr>
+          <w:rFonts w:ascii="Times New Roman" w:hAnsi="Times New Roman" w:cs="Times New Roman"/>
+          <w:sz w:val="28"/>
+          <w:szCs w:val="28"/>
+          <w:lang w:val="ru-RU"/>
+        </w:rPr>
+        <w:t> – массив </w:t>
+      </w:r>
+      <w:proofErr w:type="spellStart"/>
+      <w:r>
+        <w:rPr>
+          <w:rFonts w:ascii="Times New Roman" w:hAnsi="Times New Roman" w:cs="Times New Roman"/>
+          <w:sz w:val="28"/>
+          <w:szCs w:val="28"/>
+          <w:lang w:val="ru-RU"/>
+        </w:rPr>
+        <w:t>numpy</w:t>
+      </w:r>
+      <w:proofErr w:type="spellEnd"/>
+      <w:r>
+        <w:rPr>
+          <w:rFonts w:ascii="Times New Roman" w:hAnsi="Times New Roman" w:cs="Times New Roman"/>
+          <w:sz w:val="28"/>
+          <w:szCs w:val="28"/>
+          <w:lang w:val="ru-RU"/>
+        </w:rPr>
+        <w:t xml:space="preserve"> формы (K, 2) – координаты </w:t>
+      </w:r>
+      <w:proofErr w:type="spellStart"/>
+      <w:r>
+        <w:rPr>
+          <w:rFonts w:ascii="Times New Roman" w:hAnsi="Times New Roman" w:cs="Times New Roman"/>
+          <w:sz w:val="28"/>
+          <w:szCs w:val="28"/>
+          <w:lang w:val="ru-RU"/>
+        </w:rPr>
+        <w:t>центроидов</w:t>
+      </w:r>
+      <w:proofErr w:type="spellEnd"/>
+      <w:r>
+        <w:rPr>
+          <w:rFonts w:ascii="Times New Roman" w:hAnsi="Times New Roman" w:cs="Times New Roman"/>
+          <w:sz w:val="28"/>
+          <w:szCs w:val="28"/>
+          <w:lang w:val="ru-RU"/>
+        </w:rPr>
+        <w:t>.</w:t>
       </w:r>
     </w:p>
     <w:p>
@@ -1477,14 +1845,25 @@
           <w:lang w:val="ru-RU"/>
         </w:rPr>
       </w:pPr>
-      <w:r>
-        <w:rPr>
-          <w:rFonts w:ascii="Times New Roman" w:hAnsi="Times New Roman" w:cs="Times New Roman"/>
-          <w:sz w:val="28"/>
-          <w:szCs w:val="28"/>
-          <w:lang w:val="ru-RU"/>
-        </w:rPr>
-        <w:t>labels – одномерный массив целых чисел длины N, хранящий номер кластера для каждого города.</w:t>
+      <w:proofErr w:type="spellStart"/>
+      <w:r>
+        <w:rPr>
+          <w:rFonts w:ascii="Times New Roman" w:hAnsi="Times New Roman" w:cs="Times New Roman"/>
+          <w:sz w:val="28"/>
+          <w:szCs w:val="28"/>
+          <w:lang w:val="ru-RU"/>
+        </w:rPr>
+        <w:t>labels</w:t>
+      </w:r>
+      <w:proofErr w:type="spellEnd"/>
+      <w:r>
+        <w:rPr>
+          <w:rFonts w:ascii="Times New Roman" w:hAnsi="Times New Roman" w:cs="Times New Roman"/>
+          <w:sz w:val="28"/>
+          <w:szCs w:val="28"/>
+          <w:lang w:val="ru-RU"/>
+        </w:rPr>
+        <w:t> – одномерный массив целых чисел длины N, хранящий номер кластера для каждого города.</w:t>
       </w:r>
     </w:p>
     <w:p>
@@ -1521,14 +1900,25 @@
           <w:lang w:val="ru-RU"/>
         </w:rPr>
       </w:pPr>
-      <w:r>
-        <w:rPr>
-          <w:rFonts w:ascii="Times New Roman" w:hAnsi="Times New Roman" w:cs="Times New Roman"/>
-          <w:sz w:val="28"/>
-          <w:szCs w:val="28"/>
-          <w:lang w:val="ru-RU"/>
-        </w:rPr>
-        <w:t>distance– евклидово расстояние.</w:t>
+      <w:proofErr w:type="spellStart"/>
+      <w:r>
+        <w:rPr>
+          <w:rFonts w:ascii="Times New Roman" w:hAnsi="Times New Roman" w:cs="Times New Roman"/>
+          <w:sz w:val="28"/>
+          <w:szCs w:val="28"/>
+          <w:lang w:val="ru-RU"/>
+        </w:rPr>
+        <w:t>distance</w:t>
+      </w:r>
+      <w:proofErr w:type="spellEnd"/>
+      <w:r>
+        <w:rPr>
+          <w:rFonts w:ascii="Times New Roman" w:hAnsi="Times New Roman" w:cs="Times New Roman"/>
+          <w:sz w:val="28"/>
+          <w:szCs w:val="28"/>
+          <w:lang w:val="ru-RU"/>
+        </w:rPr>
+        <w:t>– евклидово расстояние.</w:t>
       </w:r>
     </w:p>
     <w:p>
@@ -1571,6 +1961,7 @@
         </w:rPr>
         <w:t xml:space="preserve">окно </w:t>
       </w:r>
+      <w:proofErr w:type="spellStart"/>
       <w:r>
         <w:rPr>
           <w:rFonts w:ascii="Times New Roman" w:hAnsi="Times New Roman" w:cs="Times New Roman"/>
@@ -1580,6 +1971,7 @@
         </w:rPr>
         <w:t>pygame</w:t>
       </w:r>
+      <w:proofErr w:type="spellEnd"/>
       <w:r>
         <w:rPr>
           <w:rFonts w:ascii="Times New Roman" w:hAnsi="Times New Roman" w:cs="Times New Roman"/>
@@ -1603,6 +1995,7 @@
           <w:lang w:val="ru-RU"/>
         </w:rPr>
       </w:pPr>
+      <w:proofErr w:type="spellStart"/>
       <w:r>
         <w:rPr>
           <w:rFonts w:ascii="Times New Roman" w:hAnsi="Times New Roman" w:cs="Times New Roman"/>
@@ -1612,6 +2005,7 @@
         </w:rPr>
         <w:t>Clusterizer</w:t>
       </w:r>
+      <w:proofErr w:type="spellEnd"/>
       <w:r>
         <w:rPr>
           <w:rFonts w:ascii="Times New Roman" w:hAnsi="Times New Roman" w:cs="Times New Roman"/>
@@ -1628,7 +2022,27 @@
           <w:szCs w:val="28"/>
           <w:lang w:val="ru-RU"/>
         </w:rPr>
-        <w:t>класс, реализующий алгоритмичный подход</w:t>
+        <w:t xml:space="preserve">класс, реализующий </w:t>
+      </w:r>
+      <w:proofErr w:type="spellStart"/>
+      <w:r>
+        <w:rPr>
+          <w:rFonts w:ascii="Times New Roman" w:hAnsi="Times New Roman" w:cs="Times New Roman"/>
+          <w:sz w:val="28"/>
+          <w:szCs w:val="28"/>
+          <w:lang w:val="ru-RU"/>
+        </w:rPr>
+        <w:t>алгоритмичный</w:t>
+      </w:r>
+      <w:proofErr w:type="spellEnd"/>
+      <w:r>
+        <w:rPr>
+          <w:rFonts w:ascii="Times New Roman" w:hAnsi="Times New Roman" w:cs="Times New Roman"/>
+          <w:sz w:val="28"/>
+          <w:szCs w:val="28"/>
+          <w:lang w:val="ru-RU"/>
+        </w:rPr>
+        <w:t xml:space="preserve"> подход</w:t>
       </w:r>
     </w:p>
     <w:p>
@@ -1644,6 +2058,7 @@
           <w:lang w:val="ru-RU"/>
         </w:rPr>
       </w:pPr>
+      <w:proofErr w:type="spellStart"/>
       <w:r>
         <w:rPr>
           <w:rFonts w:ascii="Times New Roman" w:hAnsi="Times New Roman" w:cs="Times New Roman"/>
@@ -1653,6 +2068,7 @@
         </w:rPr>
         <w:t>JarvisMatch</w:t>
       </w:r>
+      <w:proofErr w:type="spellEnd"/>
       <w:r>
         <w:rPr>
           <w:rFonts w:ascii="Times New Roman" w:hAnsi="Times New Roman" w:cs="Times New Roman"/>
@@ -1685,6 +2101,7 @@
           <w:lang w:val="ru-RU"/>
         </w:rPr>
       </w:pPr>
+      <w:proofErr w:type="spellStart"/>
       <w:r>
         <w:rPr>
           <w:rFonts w:ascii="Times New Roman" w:hAnsi="Times New Roman" w:cs="Times New Roman"/>
@@ -1694,6 +2111,7 @@
         </w:rPr>
         <w:t>CustomKMeans</w:t>
       </w:r>
+      <w:proofErr w:type="spellEnd"/>
       <w:r>
         <w:rPr>
           <w:rFonts w:ascii="Times New Roman" w:hAnsi="Times New Roman" w:cs="Times New Roman"/>
@@ -1726,14 +2144,36 @@
           <w:lang w:val="ru-RU"/>
         </w:rPr>
       </w:pPr>
-      <w:r>
-        <w:rPr>
-          <w:rFonts w:ascii="Times New Roman" w:hAnsi="Times New Roman" w:cs="Times New Roman"/>
-          <w:sz w:val="28"/>
-          <w:szCs w:val="28"/>
-          <w:lang w:val="ru-RU"/>
-        </w:rPr>
-        <w:t>main() – основная функция</w:t>
+      <w:proofErr w:type="spellStart"/>
+      <w:proofErr w:type="gramStart"/>
+      <w:r>
+        <w:rPr>
+          <w:rFonts w:ascii="Times New Roman" w:hAnsi="Times New Roman" w:cs="Times New Roman"/>
+          <w:sz w:val="28"/>
+          <w:szCs w:val="28"/>
+          <w:lang w:val="ru-RU"/>
+        </w:rPr>
+        <w:t>main</w:t>
+      </w:r>
+      <w:proofErr w:type="spellEnd"/>
+      <w:r>
+        <w:rPr>
+          <w:rFonts w:ascii="Times New Roman" w:hAnsi="Times New Roman" w:cs="Times New Roman"/>
+          <w:sz w:val="28"/>
+          <w:szCs w:val="28"/>
+          <w:lang w:val="ru-RU"/>
+        </w:rPr>
+        <w:t>(</w:t>
+      </w:r>
+      <w:proofErr w:type="gramEnd"/>
+      <w:r>
+        <w:rPr>
+          <w:rFonts w:ascii="Times New Roman" w:hAnsi="Times New Roman" w:cs="Times New Roman"/>
+          <w:sz w:val="28"/>
+          <w:szCs w:val="28"/>
+          <w:lang w:val="ru-RU"/>
+        </w:rPr>
+        <w:t>) – основная функция</w:t>
       </w:r>
       <w:r>
         <w:rPr>
@@ -2053,7 +2493,36 @@
           <w:szCs w:val="28"/>
           <w:lang w:val="ru-RU"/>
         </w:rPr>
-        <w:t xml:space="preserve">Эксперименты проводились при фиксированном seed (42) для воспроизводимости. Количество городов – </w:t>
+        <w:t xml:space="preserve">Эксперименты проводились при фиксированном </w:t>
+      </w:r>
+      <w:proofErr w:type="spellStart"/>
+      <w:r>
+        <w:rPr>
+          <w:rFonts w:ascii="Times New Roman" w:hAnsi="Times New Roman" w:cs="Times New Roman"/>
+          <w:sz w:val="28"/>
+          <w:szCs w:val="28"/>
+          <w:lang w:val="ru-RU"/>
+        </w:rPr>
+        <w:t>seed</w:t>
+      </w:r>
+      <w:proofErr w:type="spellEnd"/>
+      <w:r>
+        <w:rPr>
+          <w:rFonts w:ascii="Times New Roman" w:hAnsi="Times New Roman" w:cs="Times New Roman"/>
+          <w:sz w:val="28"/>
+          <w:szCs w:val="28"/>
+          <w:lang w:val="ru-RU"/>
+        </w:rPr>
+        <w:t xml:space="preserve"> (42) для воспроизводимости. Количество городов – </w:t>
+      </w:r>
+      <w:r>
+        <w:rPr>
+          <w:rFonts w:ascii="Times New Roman" w:hAnsi="Times New Roman" w:cs="Times New Roman"/>
+          <w:sz w:val="28"/>
+          <w:szCs w:val="28"/>
+          <w:lang w:val="en-US"/>
+        </w:rPr>
+        <w:t>100,</w:t>
       </w:r>
       <w:r>
         <w:rPr>
@@ -2071,7 +2540,25 @@
           <w:szCs w:val="28"/>
           <w:lang w:val="ru-RU"/>
         </w:rPr>
-        <w:t xml:space="preserve">00. Значения K варьировались: </w:t>
+        <w:t>00</w:t>
+      </w:r>
+      <w:r>
+        <w:rPr>
+          <w:rFonts w:ascii="Times New Roman" w:hAnsi="Times New Roman" w:cs="Times New Roman"/>
+          <w:sz w:val="28"/>
+          <w:szCs w:val="28"/>
+          <w:lang w:val="en-US"/>
+        </w:rPr>
+        <w:t>,500</w:t>
+      </w:r>
+      <w:r>
+        <w:rPr>
+          <w:rFonts w:ascii="Times New Roman" w:hAnsi="Times New Roman" w:cs="Times New Roman"/>
+          <w:sz w:val="28"/>
+          <w:szCs w:val="28"/>
+          <w:lang w:val="ru-RU"/>
+        </w:rPr>
+        <w:t xml:space="preserve">. Значения K варьировались: </w:t>
       </w:r>
       <w:r>
         <w:rPr>
@@ -2395,7 +2882,27 @@
           <w:lang w:val="ru-RU"/>
         </w:rPr>
         <w:noBreakHyphen/>
-        <w:t>средних этот рост более выражен из-за необходимости многократного пересчёта центроидов и увеличения числа итераций</w:t>
+        <w:t xml:space="preserve">средних этот рост более выражен из-за необходимости многократного пересчёта </w:t>
+      </w:r>
+      <w:proofErr w:type="spellStart"/>
+      <w:r>
+        <w:rPr>
+          <w:rFonts w:ascii="Times New Roman" w:eastAsia="Times New Roman" w:hAnsi="Times New Roman" w:cs="Times New Roman"/>
+          <w:sz w:val="28"/>
+          <w:szCs w:val="28"/>
+          <w:lang w:val="ru-RU"/>
+        </w:rPr>
+        <w:t>центроидов</w:t>
+      </w:r>
+      <w:proofErr w:type="spellEnd"/>
+      <w:r>
+        <w:rPr>
+          <w:rFonts w:ascii="Times New Roman" w:eastAsia="Times New Roman" w:hAnsi="Times New Roman" w:cs="Times New Roman"/>
+          <w:sz w:val="28"/>
+          <w:szCs w:val="28"/>
+          <w:lang w:val="ru-RU"/>
+        </w:rPr>
+        <w:t xml:space="preserve"> и увеличения числа итераций</w:t>
       </w:r>
       <w:r>
         <w:rPr>
@@ -2435,6 +2942,7 @@
           <w:bCs/>
           <w:sz w:val="28"/>
           <w:szCs w:val="28"/>
+          <w:lang w:val="ru-RU"/>
         </w:rPr>
       </w:pPr>
       <w:r>
@@ -2444,8 +2952,9 @@
           <w:bCs/>
           <w:sz w:val="28"/>
           <w:szCs w:val="28"/>
-        </w:rPr>
-        <w:t>Визуализация</w:t>
+          <w:lang w:val="ru-RU"/>
+        </w:rPr>
+        <w:t>Тесты</w:t>
       </w:r>
     </w:p>
     <w:p>
@@ -2466,80 +2975,16 @@
           <w:szCs w:val="28"/>
           <w:lang w:val="ru-RU"/>
         </w:rPr>
-        <w:t>На рисунках ниже представлены результаты кластеризации для K=</w:t>
-      </w:r>
-      <w:r>
-        <w:rPr>
-          <w:rFonts w:ascii="Times New Roman" w:eastAsia="Times New Roman" w:hAnsi="Times New Roman" w:cs="Times New Roman"/>
-          <w:sz w:val="28"/>
-          <w:szCs w:val="28"/>
-          <w:lang w:val="ru-RU"/>
-        </w:rPr>
-        <w:t>10</w:t>
-      </w:r>
-      <w:r>
-        <w:rPr>
-          <w:rFonts w:ascii="Times New Roman" w:eastAsia="Times New Roman" w:hAnsi="Times New Roman" w:cs="Times New Roman"/>
-          <w:sz w:val="28"/>
-          <w:szCs w:val="28"/>
-          <w:lang w:val="ru-RU"/>
-        </w:rPr>
-        <w:t xml:space="preserve"> (</w:t>
-      </w:r>
-      <w:r>
-        <w:rPr>
-          <w:rFonts w:ascii="Times New Roman" w:eastAsia="Times New Roman" w:hAnsi="Times New Roman" w:cs="Times New Roman"/>
-          <w:sz w:val="28"/>
-          <w:szCs w:val="28"/>
-          <w:lang w:val="ru-RU"/>
-        </w:rPr>
-        <w:t>первое</w:t>
-      </w:r>
-      <w:r>
-        <w:rPr>
-          <w:rFonts w:ascii="Times New Roman" w:eastAsia="Times New Roman" w:hAnsi="Times New Roman" w:cs="Times New Roman"/>
-          <w:sz w:val="28"/>
-          <w:szCs w:val="28"/>
-          <w:lang w:val="ru-RU"/>
-        </w:rPr>
-        <w:t xml:space="preserve"> изображение – алгоритмическое решение, </w:t>
-      </w:r>
-      <w:r>
-        <w:rPr>
-          <w:rFonts w:ascii="Times New Roman" w:eastAsia="Times New Roman" w:hAnsi="Times New Roman" w:cs="Times New Roman"/>
-          <w:sz w:val="28"/>
-          <w:szCs w:val="28"/>
-          <w:lang w:val="ru-RU"/>
-        </w:rPr>
-        <w:t>второе</w:t>
-      </w:r>
-      <w:r>
-        <w:rPr>
-          <w:rFonts w:ascii="Times New Roman" w:eastAsia="Times New Roman" w:hAnsi="Times New Roman" w:cs="Times New Roman"/>
-          <w:sz w:val="28"/>
-          <w:szCs w:val="28"/>
-          <w:lang w:val="ru-RU"/>
-        </w:rPr>
-        <w:t xml:space="preserve"> – K</w:t>
-      </w:r>
-      <w:r>
-        <w:rPr>
-          <w:rFonts w:ascii="Times New Roman" w:eastAsia="Times New Roman" w:hAnsi="Times New Roman" w:cs="Times New Roman"/>
-          <w:sz w:val="28"/>
-          <w:szCs w:val="28"/>
-          <w:lang w:val="ru-RU"/>
-        </w:rPr>
-        <w:noBreakHyphen/>
-        <w:t xml:space="preserve">средних). Цвета соответствуют разным кластерам, центроиды отмечены </w:t>
-      </w:r>
-      <w:r>
-        <w:rPr>
-          <w:rFonts w:ascii="Times New Roman" w:eastAsia="Times New Roman" w:hAnsi="Times New Roman" w:cs="Times New Roman"/>
-          <w:sz w:val="28"/>
-          <w:szCs w:val="28"/>
-          <w:lang w:val="ru-RU"/>
-        </w:rPr>
-        <w:t>соответствующим цветом и квадратом.</w:t>
+        <w:t>На рисунках ниже представлены результаты кластеризации</w:t>
+      </w:r>
+      <w:r>
+        <w:rPr>
+          <w:rFonts w:ascii="Times New Roman" w:eastAsia="Times New Roman" w:hAnsi="Times New Roman" w:cs="Times New Roman"/>
+          <w:sz w:val="28"/>
+          <w:szCs w:val="28"/>
+          <w:lang w:val="ru-RU"/>
+        </w:rPr>
+        <w:t>:</w:t>
       </w:r>
     </w:p>
     <w:p>
@@ -2551,7 +2996,7 @@
           <w:iCs/>
           <w:sz w:val="28"/>
           <w:szCs w:val="28"/>
-          <w:lang w:val="ru-RU"/>
+          <w:lang w:val="en-US"/>
         </w:rPr>
       </w:pPr>
       <w:r>
@@ -2559,10 +3004,10 @@
           <w:noProof/>
         </w:rPr>
         <w:drawing>
-          <wp:inline distT="0" distB="0" distL="0" distR="0" wp14:anchorId="4BDD0B0F" wp14:editId="62D33EE3">
-            <wp:extent cx="5733415" cy="4914265"/>
-            <wp:effectExtent l="0" t="0" r="635" b="635"/>
-            <wp:docPr id="6" name="Рисунок 6"/>
+          <wp:inline distT="0" distB="0" distL="0" distR="0" wp14:anchorId="6A0D22D3" wp14:editId="14FDE2D4">
+            <wp:extent cx="3819048" cy="2104762"/>
+            <wp:effectExtent l="0" t="0" r="0" b="0"/>
+            <wp:docPr id="2" name="Рисунок 2"/>
             <wp:cNvGraphicFramePr>
               <a:graphicFrameLocks xmlns:a="http://schemas.openxmlformats.org/drawingml/2006/main" noChangeAspect="1"/>
             </wp:cNvGraphicFramePr>
@@ -2582,7 +3027,7 @@
                   <pic:spPr>
                     <a:xfrm>
                       <a:off x="0" y="0"/>
-                      <a:ext cx="5733415" cy="4914265"/>
+                      <a:ext cx="3819048" cy="2104762"/>
                     </a:xfrm>
                     <a:prstGeom prst="rect">
                       <a:avLst/>
@@ -2604,19 +3049,18 @@
           <w:iCs/>
           <w:sz w:val="28"/>
           <w:szCs w:val="28"/>
-          <w:lang w:val="ru-RU"/>
+          <w:lang w:val="en-US"/>
         </w:rPr>
       </w:pPr>
       <w:r>
         <w:rPr>
           <w:noProof/>
         </w:rPr>
-        <w:lastRenderedPageBreak/>
         <w:drawing>
-          <wp:inline distT="0" distB="0" distL="0" distR="0" wp14:anchorId="60865DA6" wp14:editId="11A6931B">
-            <wp:extent cx="5733415" cy="4914265"/>
-            <wp:effectExtent l="0" t="0" r="635" b="635"/>
-            <wp:docPr id="7" name="Рисунок 7"/>
+          <wp:inline distT="0" distB="0" distL="0" distR="0" wp14:anchorId="2125B2C8" wp14:editId="3E485E86">
+            <wp:extent cx="5571429" cy="200000"/>
+            <wp:effectExtent l="0" t="0" r="0" b="0"/>
+            <wp:docPr id="5" name="Рисунок 5"/>
             <wp:cNvGraphicFramePr>
               <a:graphicFrameLocks xmlns:a="http://schemas.openxmlformats.org/drawingml/2006/main" noChangeAspect="1"/>
             </wp:cNvGraphicFramePr>
@@ -2636,7 +3080,7 @@
                   <pic:spPr>
                     <a:xfrm>
                       <a:off x="0" y="0"/>
-                      <a:ext cx="5733415" cy="4914265"/>
+                      <a:ext cx="5571429" cy="200000"/>
                     </a:xfrm>
                     <a:prstGeom prst="rect">
                       <a:avLst/>
@@ -2648,16 +3092,58 @@
           </wp:inline>
         </w:drawing>
       </w:r>
-      <w:r>
+    </w:p>
+    <w:p>
+      <w:pPr>
+        <w:spacing w:before="240" w:after="240"/>
         <w:rPr>
           <w:rFonts w:ascii="Times New Roman" w:eastAsia="Times New Roman" w:hAnsi="Times New Roman" w:cs="Times New Roman"/>
           <w:i/>
           <w:iCs/>
           <w:sz w:val="28"/>
           <w:szCs w:val="28"/>
-          <w:lang w:val="ru-RU"/>
-        </w:rPr>
-        <w:t xml:space="preserve"> </w:t>
+          <w:lang w:val="en-US"/>
+        </w:rPr>
+      </w:pPr>
+      <w:r>
+        <w:rPr>
+          <w:noProof/>
+        </w:rPr>
+        <w:drawing>
+          <wp:inline distT="0" distB="0" distL="0" distR="0" wp14:anchorId="16299751" wp14:editId="60FCB538">
+            <wp:extent cx="1757238" cy="2828131"/>
+            <wp:effectExtent l="0" t="0" r="0" b="0"/>
+            <wp:docPr id="8" name="Рисунок 8"/>
+            <wp:cNvGraphicFramePr>
+              <a:graphicFrameLocks xmlns:a="http://schemas.openxmlformats.org/drawingml/2006/main" noChangeAspect="1"/>
+            </wp:cNvGraphicFramePr>
+            <a:graphic xmlns:a="http://schemas.openxmlformats.org/drawingml/2006/main">
+              <a:graphicData uri="http://schemas.openxmlformats.org/drawingml/2006/picture">
+                <pic:pic xmlns:pic="http://schemas.openxmlformats.org/drawingml/2006/picture">
+                  <pic:nvPicPr>
+                    <pic:cNvPr id="1" name=""/>
+                    <pic:cNvPicPr/>
+                  </pic:nvPicPr>
+                  <pic:blipFill>
+                    <a:blip r:embed="rId10"/>
+                    <a:stretch>
+                      <a:fillRect/>
+                    </a:stretch>
+                  </pic:blipFill>
+                  <pic:spPr>
+                    <a:xfrm>
+                      <a:off x="0" y="0"/>
+                      <a:ext cx="1770372" cy="2849269"/>
+                    </a:xfrm>
+                    <a:prstGeom prst="rect">
+                      <a:avLst/>
+                    </a:prstGeom>
+                  </pic:spPr>
+                </pic:pic>
+              </a:graphicData>
+            </a:graphic>
+          </wp:inline>
+        </w:drawing>
       </w:r>
     </w:p>
     <w:p>
@@ -2669,57 +3155,155 @@
           <w:iCs/>
           <w:sz w:val="28"/>
           <w:szCs w:val="28"/>
-          <w:lang w:val="ru-RU"/>
-        </w:rPr>
-      </w:pPr>
+          <w:lang w:val="en-US"/>
+        </w:rPr>
+      </w:pPr>
+      <w:r>
+        <w:rPr>
+          <w:noProof/>
+        </w:rPr>
+        <w:drawing>
+          <wp:inline distT="0" distB="0" distL="0" distR="0" wp14:anchorId="05392B0D" wp14:editId="7D3543EC">
+            <wp:extent cx="5695238" cy="152381"/>
+            <wp:effectExtent l="0" t="0" r="0" b="635"/>
+            <wp:docPr id="9" name="Рисунок 9"/>
+            <wp:cNvGraphicFramePr>
+              <a:graphicFrameLocks xmlns:a="http://schemas.openxmlformats.org/drawingml/2006/main" noChangeAspect="1"/>
+            </wp:cNvGraphicFramePr>
+            <a:graphic xmlns:a="http://schemas.openxmlformats.org/drawingml/2006/main">
+              <a:graphicData uri="http://schemas.openxmlformats.org/drawingml/2006/picture">
+                <pic:pic xmlns:pic="http://schemas.openxmlformats.org/drawingml/2006/picture">
+                  <pic:nvPicPr>
+                    <pic:cNvPr id="1" name=""/>
+                    <pic:cNvPicPr/>
+                  </pic:nvPicPr>
+                  <pic:blipFill>
+                    <a:blip r:embed="rId11"/>
+                    <a:stretch>
+                      <a:fillRect/>
+                    </a:stretch>
+                  </pic:blipFill>
+                  <pic:spPr>
+                    <a:xfrm>
+                      <a:off x="0" y="0"/>
+                      <a:ext cx="5695238" cy="152381"/>
+                    </a:xfrm>
+                    <a:prstGeom prst="rect">
+                      <a:avLst/>
+                    </a:prstGeom>
+                  </pic:spPr>
+                </pic:pic>
+              </a:graphicData>
+            </a:graphic>
+          </wp:inline>
+        </w:drawing>
+      </w:r>
     </w:p>
     <w:p>
       <w:pPr>
         <w:spacing w:before="240" w:after="240"/>
-        <w:jc w:val="both"/>
-        <w:rPr>
-          <w:rFonts w:ascii="Times New Roman" w:eastAsia="Times New Roman" w:hAnsi="Times New Roman" w:cs="Times New Roman"/>
-          <w:sz w:val="28"/>
-          <w:szCs w:val="28"/>
-          <w:lang w:val="ru-RU"/>
-        </w:rPr>
-      </w:pPr>
-      <w:r>
-        <w:rPr>
-          <w:rFonts w:ascii="Times New Roman" w:eastAsia="Times New Roman" w:hAnsi="Times New Roman" w:cs="Times New Roman"/>
-          <w:sz w:val="28"/>
-          <w:szCs w:val="28"/>
-          <w:lang w:val="ru-RU"/>
-        </w:rPr>
-        <w:t>Видно, что алгоритмическое решение оставляет центроиды среди исходных городов,</w:t>
-      </w:r>
-      <w:r>
-        <w:rPr>
-          <w:rFonts w:ascii="Times New Roman" w:eastAsia="Times New Roman" w:hAnsi="Times New Roman" w:cs="Times New Roman"/>
-          <w:sz w:val="28"/>
-          <w:szCs w:val="28"/>
-          <w:lang w:val="ru-RU"/>
-        </w:rPr>
-        <w:t xml:space="preserve"> находящихся на выпуклой оболочке,</w:t>
-      </w:r>
-      <w:r>
-        <w:rPr>
-          <w:rFonts w:ascii="Times New Roman" w:eastAsia="Times New Roman" w:hAnsi="Times New Roman" w:cs="Times New Roman"/>
-          <w:sz w:val="28"/>
-          <w:szCs w:val="28"/>
-          <w:lang w:val="ru-RU"/>
-        </w:rPr>
-        <w:t xml:space="preserve"> из-за чего кластеры могут быть неравномерными. K</w:t>
-      </w:r>
-      <w:r>
-        <w:rPr>
-          <w:rFonts w:ascii="Times New Roman" w:eastAsia="Times New Roman" w:hAnsi="Times New Roman" w:cs="Times New Roman"/>
-          <w:sz w:val="28"/>
-          <w:szCs w:val="28"/>
-          <w:lang w:val="ru-RU"/>
-        </w:rPr>
-        <w:noBreakHyphen/>
-        <w:t>средних смещает центроиды в центры масс скоплений, формируя более компактные и сбалансированные кластеры.</w:t>
+        <w:rPr>
+          <w:rFonts w:ascii="Times New Roman" w:eastAsia="Times New Roman" w:hAnsi="Times New Roman" w:cs="Times New Roman"/>
+          <w:i/>
+          <w:iCs/>
+          <w:sz w:val="28"/>
+          <w:szCs w:val="28"/>
+          <w:lang w:val="en-US"/>
+        </w:rPr>
+      </w:pPr>
+      <w:r>
+        <w:rPr>
+          <w:noProof/>
+        </w:rPr>
+        <w:lastRenderedPageBreak/>
+        <w:drawing>
+          <wp:inline distT="0" distB="0" distL="0" distR="0" wp14:anchorId="32ED7064" wp14:editId="0FBB500B">
+            <wp:extent cx="4532243" cy="3884708"/>
+            <wp:effectExtent l="0" t="0" r="1905" b="1905"/>
+            <wp:docPr id="10" name="Рисунок 10"/>
+            <wp:cNvGraphicFramePr>
+              <a:graphicFrameLocks xmlns:a="http://schemas.openxmlformats.org/drawingml/2006/main" noChangeAspect="1"/>
+            </wp:cNvGraphicFramePr>
+            <a:graphic xmlns:a="http://schemas.openxmlformats.org/drawingml/2006/main">
+              <a:graphicData uri="http://schemas.openxmlformats.org/drawingml/2006/picture">
+                <pic:pic xmlns:pic="http://schemas.openxmlformats.org/drawingml/2006/picture">
+                  <pic:nvPicPr>
+                    <pic:cNvPr id="1" name=""/>
+                    <pic:cNvPicPr/>
+                  </pic:nvPicPr>
+                  <pic:blipFill>
+                    <a:blip r:embed="rId12"/>
+                    <a:stretch>
+                      <a:fillRect/>
+                    </a:stretch>
+                  </pic:blipFill>
+                  <pic:spPr>
+                    <a:xfrm>
+                      <a:off x="0" y="0"/>
+                      <a:ext cx="4542545" cy="3893538"/>
+                    </a:xfrm>
+                    <a:prstGeom prst="rect">
+                      <a:avLst/>
+                    </a:prstGeom>
+                  </pic:spPr>
+                </pic:pic>
+              </a:graphicData>
+            </a:graphic>
+          </wp:inline>
+        </w:drawing>
+      </w:r>
+    </w:p>
+    <w:p>
+      <w:pPr>
+        <w:spacing w:before="240" w:after="240"/>
+        <w:rPr>
+          <w:rFonts w:ascii="Times New Roman" w:eastAsia="Times New Roman" w:hAnsi="Times New Roman" w:cs="Times New Roman"/>
+          <w:i/>
+          <w:iCs/>
+          <w:sz w:val="28"/>
+          <w:szCs w:val="28"/>
+          <w:lang w:val="en-US"/>
+        </w:rPr>
+      </w:pPr>
+      <w:r>
+        <w:rPr>
+          <w:noProof/>
+        </w:rPr>
+        <w:drawing>
+          <wp:inline distT="0" distB="0" distL="0" distR="0" wp14:anchorId="0E5E2944" wp14:editId="540F7AC0">
+            <wp:extent cx="5733415" cy="146050"/>
+            <wp:effectExtent l="0" t="0" r="635" b="6350"/>
+            <wp:docPr id="11" name="Рисунок 11"/>
+            <wp:cNvGraphicFramePr>
+              <a:graphicFrameLocks xmlns:a="http://schemas.openxmlformats.org/drawingml/2006/main" noChangeAspect="1"/>
+            </wp:cNvGraphicFramePr>
+            <a:graphic xmlns:a="http://schemas.openxmlformats.org/drawingml/2006/main">
+              <a:graphicData uri="http://schemas.openxmlformats.org/drawingml/2006/picture">
+                <pic:pic xmlns:pic="http://schemas.openxmlformats.org/drawingml/2006/picture">
+                  <pic:nvPicPr>
+                    <pic:cNvPr id="1" name=""/>
+                    <pic:cNvPicPr/>
+                  </pic:nvPicPr>
+                  <pic:blipFill>
+                    <a:blip r:embed="rId13"/>
+                    <a:stretch>
+                      <a:fillRect/>
+                    </a:stretch>
+                  </pic:blipFill>
+                  <pic:spPr>
+                    <a:xfrm>
+                      <a:off x="0" y="0"/>
+                      <a:ext cx="5733415" cy="146050"/>
+                    </a:xfrm>
+                    <a:prstGeom prst="rect">
+                      <a:avLst/>
+                    </a:prstGeom>
+                  </pic:spPr>
+                </pic:pic>
+              </a:graphicData>
+            </a:graphic>
+          </wp:inline>
+        </w:drawing>
       </w:r>
     </w:p>
     <w:p>
